--- a/backend/storage/outputs/1_v1.docx
+++ b/backend/storage/outputs/1_v1.docx
@@ -5,149 +5,143 @@
     <w:p>
       <w:pPr>
         <w:tabs>
-          <w:tab w:val="right" w:pos="9026"/>
+          <w:tab w:val="left" w:pos="6300"/>
         </w:tabs>
-        <w:spacing w:after="240"/>
-      </w:pPr>
-      <w:r>
-        <w:rPr>
-          <w:rFonts w:ascii="Calibri" w:cs="Calibri" w:eastAsia="Calibri" w:hAnsi="Calibri"/>
-          <w:sz w:val="22"/>
-          <w:szCs w:val="22"/>
-        </w:rPr>
-        <w:t xml:space="preserve">Ref. No.: ACM/2026/PL/001</w:t>
-      </w:r>
-      <w:r>
-        <w:rPr>
-          <w:rFonts w:ascii="Calibri" w:cs="Calibri" w:eastAsia="Calibri" w:hAnsi="Calibri"/>
-          <w:sz w:val="22"/>
-          <w:szCs w:val="22"/>
-        </w:rPr>
-        <w:t xml:space="preserve"/>
-      </w:r>
-      <w:r>
-        <w:rPr>
-          <w:rFonts w:ascii="Calibri" w:cs="Calibri" w:eastAsia="Calibri" w:hAnsi="Calibri"/>
-          <w:sz w:val="22"/>
-          <w:szCs w:val="22"/>
-        </w:rPr>
-        <w:tab/>
-      </w:r>
-      <w:r>
-        <w:rPr>
-          <w:rFonts w:ascii="Calibri" w:cs="Calibri" w:eastAsia="Calibri" w:hAnsi="Calibri"/>
-          <w:sz w:val="22"/>
-          <w:szCs w:val="22"/>
-        </w:rPr>
-        <w:t xml:space="preserve">Date: 07 October 2026</w:t>
-      </w:r>
-    </w:p>
-    <w:p>
-      <w:pPr>
-        <w:spacing w:after="20"/>
-      </w:pPr>
-      <w:r>
-        <w:rPr>
-          <w:rFonts w:ascii="Calibri" w:cs="Calibri" w:eastAsia="Calibri" w:hAnsi="Calibri"/>
-          <w:sz w:val="22"/>
-          <w:szCs w:val="22"/>
-        </w:rPr>
-        <w:t xml:space="preserve">To,</w:t>
-      </w:r>
-    </w:p>
-    <w:p>
-      <w:pPr>
-        <w:spacing w:after="20"/>
-      </w:pPr>
-      <w:r>
-        <w:rPr>
-          <w:rFonts w:ascii="Calibri" w:cs="Calibri" w:eastAsia="Calibri" w:hAnsi="Calibri"/>
-          <w:sz w:val="22"/>
-          <w:szCs w:val="22"/>
-        </w:rPr>
-        <w:t xml:space="preserve">The Dean (Student Welfare)</w:t>
-      </w:r>
-    </w:p>
-    <w:p>
-      <w:pPr>
-        <w:spacing w:after="240"/>
-      </w:pPr>
-      <w:r>
-        <w:rPr>
-          <w:rFonts w:ascii="Calibri" w:cs="Calibri" w:eastAsia="Calibri" w:hAnsi="Calibri"/>
-          <w:sz w:val="22"/>
-          <w:szCs w:val="22"/>
-        </w:rPr>
-        <w:t xml:space="preserve">Sardar Vallabhbhai National Institute of Technology, Surat</w:t>
-      </w:r>
-    </w:p>
-    <w:p>
-      <w:pPr>
-        <w:spacing w:after="240"/>
-      </w:pPr>
-      <w:r>
-        <w:rPr>
-          <w:rFonts w:ascii="Calibri" w:cs="Calibri" w:eastAsia="Calibri" w:hAnsi="Calibri"/>
+        <w:spacing w:after="140" w:before="200"/>
+      </w:pPr>
+      <w:r>
+        <w:rPr>
+          <w:rFonts w:ascii="Georgia" w:cs="Georgia" w:eastAsia="Georgia" w:hAnsi="Georgia"/>
           <w:b/>
           <w:bCs/>
           <w:sz w:val="22"/>
           <w:szCs w:val="22"/>
         </w:rPr>
-        <w:t xml:space="preserve">Subject: </w:t>
-      </w:r>
-      <w:r>
-        <w:rPr>
-          <w:rFonts w:ascii="Calibri" w:cs="Calibri" w:eastAsia="Calibri" w:hAnsi="Calibri"/>
+        <w:t xml:space="preserve">REF NO.: </w:t>
+      </w:r>
+      <w:r>
+        <w:rPr>
+          <w:rFonts w:ascii="Georgia" w:cs="Georgia" w:eastAsia="Georgia" w:hAnsi="Georgia"/>
+          <w:sz w:val="22"/>
+          <w:szCs w:val="22"/>
+        </w:rPr>
+        <w:t xml:space="preserve">ACM/26-27/ROOM/001</w:t>
+      </w:r>
+      <w:r>
+        <w:rPr>
+          <w:rFonts w:ascii="Georgia" w:cs="Georgia" w:eastAsia="Georgia" w:hAnsi="Georgia"/>
+          <w:sz w:val="22"/>
+          <w:szCs w:val="22"/>
+        </w:rPr>
+        <w:t xml:space="preserve"/>
+      </w:r>
+      <w:r>
+        <w:rPr>
+          <w:rFonts w:ascii="Georgia" w:cs="Georgia" w:eastAsia="Georgia" w:hAnsi="Georgia"/>
+          <w:sz w:val="22"/>
+          <w:szCs w:val="22"/>
+        </w:rPr>
+        <w:tab/>
+      </w:r>
+      <w:r>
+        <w:rPr>
+          <w:rFonts w:ascii="Georgia" w:cs="Georgia" w:eastAsia="Georgia" w:hAnsi="Georgia"/>
+          <w:sz w:val="22"/>
+          <w:szCs w:val="22"/>
+        </w:rPr>
+        <w:t xml:space="preserve"/>
+      </w:r>
+      <w:r>
+        <w:rPr>
+          <w:rFonts w:ascii="Georgia" w:cs="Georgia" w:eastAsia="Georgia" w:hAnsi="Georgia"/>
           <w:b/>
           <w:bCs/>
           <w:sz w:val="22"/>
           <w:szCs w:val="22"/>
         </w:rPr>
-        <w:t xml:space="preserve">Request for permission to organise TechFest 2027</w:t>
+        <w:t xml:space="preserve">DATE: </w:t>
+      </w:r>
+      <w:r>
+        <w:rPr>
+          <w:rFonts w:ascii="Georgia" w:cs="Georgia" w:eastAsia="Georgia" w:hAnsi="Georgia"/>
+          <w:sz w:val="22"/>
+          <w:szCs w:val="22"/>
+        </w:rPr>
+        <w:t xml:space="preserve">11 October 2026</w:t>
       </w:r>
     </w:p>
     <w:p>
       <w:pPr>
-        <w:spacing w:after="140" w:line="276"/>
-      </w:pPr>
-      <w:r>
-        <w:rPr>
-          <w:rFonts w:ascii="Calibri" w:cs="Calibri" w:eastAsia="Calibri" w:hAnsi="Calibri"/>
+        <w:spacing w:after="100" w:line="264"/>
+      </w:pPr>
+      <w:r>
+        <w:rPr>
+          <w:rFonts w:ascii="Georgia" w:cs="Georgia" w:eastAsia="Georgia" w:hAnsi="Georgia"/>
+          <w:b/>
+          <w:bCs/>
           <w:sz w:val="22"/>
           <w:szCs w:val="22"/>
         </w:rPr>
-        <w:t xml:space="preserve">Respected Sir/Madam,</w:t>
+        <w:t xml:space="preserve">SUBMITTED TO: </w:t>
+      </w:r>
+      <w:r>
+        <w:rPr>
+          <w:rFonts w:ascii="Georgia" w:cs="Georgia" w:eastAsia="Georgia" w:hAnsi="Georgia"/>
+          <w:sz w:val="22"/>
+          <w:szCs w:val="22"/>
+        </w:rPr>
+        <w:t xml:space="preserve">Dr. Sankita J. Patel</w:t>
       </w:r>
     </w:p>
     <w:p>
       <w:pPr>
-        <w:spacing w:after="140" w:line="276"/>
-      </w:pPr>
-      <w:r>
-        <w:rPr>
-          <w:rFonts w:ascii="Calibri" w:cs="Calibri" w:eastAsia="Calibri" w:hAnsi="Calibri"/>
+        <w:spacing w:after="100" w:line="264"/>
+      </w:pPr>
+      <w:r>
+        <w:rPr>
+          <w:rFonts w:ascii="Georgia" w:cs="Georgia" w:eastAsia="Georgia" w:hAnsi="Georgia"/>
+          <w:b/>
+          <w:bCs/>
           <w:sz w:val="22"/>
           <w:szCs w:val="22"/>
         </w:rPr>
-        <w:t xml:space="preserve">The ACM Student Chapter, SVNIT Surat respectfully requests your permission to organise TechFest 2027 on 12 February 2027 at Seminar Hall.</w:t>
+        <w:t xml:space="preserve">SUBJECT: </w:t>
+      </w:r>
+      <w:r>
+        <w:rPr>
+          <w:rFonts w:ascii="Georgia" w:cs="Georgia" w:eastAsia="Georgia" w:hAnsi="Georgia"/>
+          <w:sz w:val="22"/>
+          <w:szCs w:val="22"/>
+        </w:rPr>
+        <w:t xml:space="preserve">Requesting Permission to Conduct INCURSION in CSE HALL.</w:t>
       </w:r>
     </w:p>
     <w:p>
       <w:pPr>
-        <w:spacing w:after="100"/>
-      </w:pPr>
-      <w:r>
-        <w:rPr>
-          <w:rFonts w:ascii="Calibri" w:cs="Calibri" w:eastAsia="Calibri" w:hAnsi="Calibri"/>
+        <w:spacing w:after="160"/>
+      </w:pPr>
+      <w:r>
+        <w:rPr>
+          <w:rFonts w:ascii="Georgia" w:cs="Georgia" w:eastAsia="Georgia" w:hAnsi="Georgia"/>
+          <w:b/>
+          <w:bCs/>
           <w:sz w:val="22"/>
           <w:szCs w:val="22"/>
         </w:rPr>
-        <w:t xml:space="preserve">The details of the event are given below:</w:t>
+        <w:t xml:space="preserve">SCHEDULE OF EVENT: </w:t>
+      </w:r>
+      <w:r>
+        <w:rPr>
+          <w:rFonts w:ascii="Georgia" w:cs="Georgia" w:eastAsia="Georgia" w:hAnsi="Georgia"/>
+          <w:sz w:val="22"/>
+          <w:szCs w:val="22"/>
+        </w:rPr>
+        <w:t xml:space="preserve">20-10-2026, 6 PM to 8 PM</w:t>
       </w:r>
     </w:p>
     <w:tbl>
       <w:tblPr>
-        <w:tblW w:type="dxa" w:w="9026"/>
+        <w:tblW w:type="dxa" w:w="9638"/>
         <w:tblBorders>
           <w:top w:val="single" w:color="auto" w:sz="4"/>
           <w:left w:val="single" w:color="auto" w:sz="4"/>
@@ -158,66 +152,40 @@
         </w:tblBorders>
       </w:tblPr>
       <w:tblGrid>
-        <w:gridCol w:w="2700"/>
-        <w:gridCol w:w="6326"/>
+        <w:gridCol w:w="4100"/>
+        <w:gridCol w:w="5538"/>
       </w:tblGrid>
       <w:tr>
         <w:tc>
           <w:tcPr>
-            <w:tcW w:type="dxa" w:w="2700"/>
+            <w:tcW w:type="dxa" w:w="9638"/>
+            <w:gridSpan w:val="2"/>
             <w:tcBorders>
-              <w:top w:val="single" w:color="BFBFBF" w:sz="4"/>
-              <w:left w:val="single" w:color="BFBFBF" w:sz="4"/>
-              <w:bottom w:val="single" w:color="BFBFBF" w:sz="4"/>
-              <w:right w:val="single" w:color="BFBFBF" w:sz="4"/>
+              <w:top w:val="single" w:color="000000" w:sz="8"/>
+              <w:left w:val="single" w:color="000000" w:sz="8"/>
+              <w:bottom w:val="single" w:color="000000" w:sz="8"/>
+              <w:right w:val="single" w:color="000000" w:sz="8"/>
             </w:tcBorders>
-            <w:shd w:fill="EAF1F8" w:color="auto" w:val="clear"/>
             <w:tcMar>
-              <w:top w:type="dxa" w:w="80"/>
+              <w:top w:type="dxa" w:w="90"/>
               <w:left w:type="dxa" w:w="140"/>
-              <w:bottom w:type="dxa" w:w="80"/>
+              <w:bottom w:type="dxa" w:w="90"/>
               <w:right w:type="dxa" w:w="140"/>
             </w:tcMar>
           </w:tcPr>
           <w:p>
-            <w:r>
-              <w:rPr>
-                <w:rFonts w:ascii="Calibri" w:cs="Calibri" w:eastAsia="Calibri" w:hAnsi="Calibri"/>
-                <w:b/>
-                <w:bCs/>
-                <w:sz w:val="22"/>
-                <w:szCs w:val="22"/>
-              </w:rPr>
-              <w:t xml:space="preserve">Event</w:t>
-            </w:r>
-          </w:p>
-        </w:tc>
-        <w:tc>
-          <w:tcPr>
-            <w:tcW w:type="dxa" w:w="6326"/>
-            <w:tcBorders>
-              <w:top w:val="single" w:color="BFBFBF" w:sz="4"/>
-              <w:left w:val="single" w:color="BFBFBF" w:sz="4"/>
-              <w:bottom w:val="single" w:color="BFBFBF" w:sz="4"/>
-              <w:right w:val="single" w:color="BFBFBF" w:sz="4"/>
-            </w:tcBorders>
-            <w:tcMar>
-              <w:top w:type="dxa" w:w="80"/>
-              <w:left w:type="dxa" w:w="140"/>
-              <w:bottom w:type="dxa" w:w="80"/>
-              <w:right w:type="dxa" w:w="140"/>
-            </w:tcMar>
-          </w:tcPr>
-          <w:p>
-            <w:r>
-              <w:rPr>
-                <w:rFonts w:ascii="Calibri" w:cs="Calibri" w:eastAsia="Calibri" w:hAnsi="Calibri"/>
-                <w:b w:val="false"/>
-                <w:bCs w:val="false"/>
-                <w:sz w:val="22"/>
-                <w:szCs w:val="22"/>
-              </w:rPr>
-              <w:t xml:space="preserve">TechFest 2027</w:t>
+            <w:pPr>
+              <w:jc w:val="center"/>
+            </w:pPr>
+            <w:r>
+              <w:rPr>
+                <w:rFonts w:ascii="Georgia" w:cs="Georgia" w:eastAsia="Georgia" w:hAnsi="Georgia"/>
+                <w:b/>
+                <w:bCs/>
+                <w:sz w:val="22"/>
+                <w:szCs w:val="22"/>
+              </w:rPr>
+              <w:t xml:space="preserve">ABOUT THE EVENT</w:t>
             </w:r>
           </w:p>
         </w:tc>
@@ -225,60 +193,130 @@
       <w:tr>
         <w:tc>
           <w:tcPr>
-            <w:tcW w:type="dxa" w:w="2700"/>
+            <w:tcW w:type="dxa" w:w="4100"/>
             <w:tcBorders>
-              <w:top w:val="single" w:color="BFBFBF" w:sz="4"/>
-              <w:left w:val="single" w:color="BFBFBF" w:sz="4"/>
-              <w:bottom w:val="single" w:color="BFBFBF" w:sz="4"/>
-              <w:right w:val="single" w:color="BFBFBF" w:sz="4"/>
+              <w:top w:val="single" w:color="000000" w:sz="8"/>
+              <w:left w:val="single" w:color="000000" w:sz="8"/>
+              <w:bottom w:val="single" w:color="000000" w:sz="8"/>
+              <w:right w:val="single" w:color="000000" w:sz="8"/>
             </w:tcBorders>
-            <w:shd w:fill="EAF1F8" w:color="auto" w:val="clear"/>
             <w:tcMar>
-              <w:top w:type="dxa" w:w="80"/>
+              <w:top w:type="dxa" w:w="90"/>
               <w:left w:type="dxa" w:w="140"/>
-              <w:bottom w:type="dxa" w:w="80"/>
+              <w:bottom w:type="dxa" w:w="90"/>
               <w:right w:type="dxa" w:w="140"/>
             </w:tcMar>
           </w:tcPr>
           <w:p>
-            <w:r>
-              <w:rPr>
-                <w:rFonts w:ascii="Calibri" w:cs="Calibri" w:eastAsia="Calibri" w:hAnsi="Calibri"/>
-                <w:b/>
-                <w:bCs/>
-                <w:sz w:val="22"/>
-                <w:szCs w:val="22"/>
-              </w:rPr>
-              <w:t xml:space="preserve">Date</w:t>
+            <w:pPr>
+              <w:jc w:val="center"/>
+            </w:pPr>
+            <w:r>
+              <w:rPr>
+                <w:rFonts w:ascii="Georgia" w:cs="Georgia" w:eastAsia="Georgia" w:hAnsi="Georgia"/>
+                <w:b/>
+                <w:bCs/>
+                <w:sz w:val="22"/>
+                <w:szCs w:val="22"/>
+              </w:rPr>
+              <w:t xml:space="preserve">Brief Description</w:t>
             </w:r>
           </w:p>
         </w:tc>
         <w:tc>
           <w:tcPr>
-            <w:tcW w:type="dxa" w:w="6326"/>
+            <w:tcW w:type="dxa" w:w="5538"/>
             <w:tcBorders>
-              <w:top w:val="single" w:color="BFBFBF" w:sz="4"/>
-              <w:left w:val="single" w:color="BFBFBF" w:sz="4"/>
-              <w:bottom w:val="single" w:color="BFBFBF" w:sz="4"/>
-              <w:right w:val="single" w:color="BFBFBF" w:sz="4"/>
+              <w:top w:val="single" w:color="000000" w:sz="8"/>
+              <w:left w:val="single" w:color="000000" w:sz="8"/>
+              <w:bottom w:val="single" w:color="000000" w:sz="8"/>
+              <w:right w:val="single" w:color="000000" w:sz="8"/>
             </w:tcBorders>
             <w:tcMar>
-              <w:top w:type="dxa" w:w="80"/>
+              <w:top w:type="dxa" w:w="90"/>
               <w:left w:type="dxa" w:w="140"/>
-              <w:bottom w:type="dxa" w:w="80"/>
+              <w:bottom w:type="dxa" w:w="90"/>
               <w:right w:type="dxa" w:w="140"/>
             </w:tcMar>
           </w:tcPr>
           <w:p>
-            <w:r>
-              <w:rPr>
-                <w:rFonts w:ascii="Calibri" w:cs="Calibri" w:eastAsia="Calibri" w:hAnsi="Calibri"/>
-                <w:b w:val="false"/>
-                <w:bCs w:val="false"/>
-                <w:sz w:val="22"/>
-                <w:szCs w:val="22"/>
-              </w:rPr>
-              <w:t xml:space="preserve">12 February 2027</w:t>
+            <w:pPr>
+              <w:spacing w:after="80"/>
+            </w:pPr>
+            <w:r>
+              <w:rPr>
+                <w:rFonts w:ascii="Georgia" w:cs="Georgia" w:eastAsia="Georgia" w:hAnsi="Georgia"/>
+                <w:sz w:val="22"/>
+                <w:szCs w:val="22"/>
+              </w:rPr>
+              <w:t xml:space="preserve">The event titled “INCURSION” will involve the allocation of five research and development projects to members of the ACM. Participation is limited exclusively to ACM members. The session is expected to last approximately two hours.</w:t>
+            </w:r>
+          </w:p>
+          <w:p>
+            <w:pPr>
+              <w:spacing w:after="40"/>
+            </w:pPr>
+            <w:r>
+              <w:rPr>
+                <w:rFonts w:ascii="Georgia" w:cs="Georgia" w:eastAsia="Georgia" w:hAnsi="Georgia"/>
+                <w:sz w:val="22"/>
+                <w:szCs w:val="22"/>
+              </w:rPr>
+              <w:t xml:space="preserve">We request permission to use </w:t>
+            </w:r>
+            <w:r>
+              <w:rPr>
+                <w:rFonts w:ascii="Georgia" w:cs="Georgia" w:eastAsia="Georgia" w:hAnsi="Georgia"/>
+                <w:b/>
+                <w:bCs/>
+                <w:sz w:val="22"/>
+                <w:szCs w:val="22"/>
+              </w:rPr>
+              <w:t xml:space="preserve">CSE HALL</w:t>
+            </w:r>
+            <w:r>
+              <w:rPr>
+                <w:rFonts w:ascii="Georgia" w:cs="Georgia" w:eastAsia="Georgia" w:hAnsi="Georgia"/>
+                <w:sz w:val="22"/>
+                <w:szCs w:val="22"/>
+              </w:rPr>
+              <w:t xml:space="preserve"> on </w:t>
+            </w:r>
+            <w:r>
+              <w:rPr>
+                <w:rFonts w:ascii="Georgia" w:cs="Georgia" w:eastAsia="Georgia" w:hAnsi="Georgia"/>
+                <w:b/>
+                <w:bCs/>
+                <w:sz w:val="22"/>
+                <w:szCs w:val="22"/>
+              </w:rPr>
+              <w:t xml:space="preserve">20-10-2026</w:t>
+            </w:r>
+            <w:r>
+              <w:rPr>
+                <w:rFonts w:ascii="Georgia" w:cs="Georgia" w:eastAsia="Georgia" w:hAnsi="Georgia"/>
+                <w:sz w:val="22"/>
+                <w:szCs w:val="22"/>
+              </w:rPr>
+              <w:t xml:space="preserve"> from </w:t>
+            </w:r>
+            <w:r>
+              <w:rPr>
+                <w:rFonts w:ascii="Georgia" w:cs="Georgia" w:eastAsia="Georgia" w:hAnsi="Georgia"/>
+                <w:b/>
+                <w:bCs/>
+                <w:sz w:val="22"/>
+                <w:szCs w:val="22"/>
+              </w:rPr>
+              <w:t xml:space="preserve">6 PM to 8 PM</w:t>
+            </w:r>
+            <w:r>
+              <w:rPr>
+                <w:rFonts w:ascii="Georgia" w:cs="Georgia" w:eastAsia="Georgia" w:hAnsi="Georgia"/>
+                <w:sz w:val="22"/>
+                <w:szCs w:val="22"/>
+              </w:rPr>
+              <w:t xml:space="preserve"> for conducting the event.</w:t>
             </w:r>
           </w:p>
         </w:tc>
@@ -286,60 +324,63 @@
       <w:tr>
         <w:tc>
           <w:tcPr>
-            <w:tcW w:type="dxa" w:w="2700"/>
+            <w:tcW w:type="dxa" w:w="4100"/>
             <w:tcBorders>
-              <w:top w:val="single" w:color="BFBFBF" w:sz="4"/>
-              <w:left w:val="single" w:color="BFBFBF" w:sz="4"/>
-              <w:bottom w:val="single" w:color="BFBFBF" w:sz="4"/>
-              <w:right w:val="single" w:color="BFBFBF" w:sz="4"/>
+              <w:top w:val="single" w:color="000000" w:sz="8"/>
+              <w:left w:val="single" w:color="000000" w:sz="8"/>
+              <w:bottom w:val="single" w:color="000000" w:sz="8"/>
+              <w:right w:val="single" w:color="000000" w:sz="8"/>
             </w:tcBorders>
-            <w:shd w:fill="EAF1F8" w:color="auto" w:val="clear"/>
             <w:tcMar>
-              <w:top w:type="dxa" w:w="80"/>
+              <w:top w:type="dxa" w:w="90"/>
               <w:left w:type="dxa" w:w="140"/>
-              <w:bottom w:type="dxa" w:w="80"/>
+              <w:bottom w:type="dxa" w:w="90"/>
               <w:right w:type="dxa" w:w="140"/>
             </w:tcMar>
           </w:tcPr>
           <w:p>
-            <w:r>
-              <w:rPr>
-                <w:rFonts w:ascii="Calibri" w:cs="Calibri" w:eastAsia="Calibri" w:hAnsi="Calibri"/>
-                <w:b/>
-                <w:bCs/>
-                <w:sz w:val="22"/>
-                <w:szCs w:val="22"/>
-              </w:rPr>
-              <w:t xml:space="preserve">Venue</w:t>
+            <w:pPr>
+              <w:jc w:val="center"/>
+            </w:pPr>
+            <w:r>
+              <w:rPr>
+                <w:rFonts w:ascii="Georgia" w:cs="Georgia" w:eastAsia="Georgia" w:hAnsi="Georgia"/>
+                <w:b/>
+                <w:bCs/>
+                <w:sz w:val="22"/>
+                <w:szCs w:val="22"/>
+              </w:rPr>
+              <w:t xml:space="preserve">Objective</w:t>
             </w:r>
           </w:p>
         </w:tc>
         <w:tc>
           <w:tcPr>
-            <w:tcW w:type="dxa" w:w="6326"/>
+            <w:tcW w:type="dxa" w:w="5538"/>
             <w:tcBorders>
-              <w:top w:val="single" w:color="BFBFBF" w:sz="4"/>
-              <w:left w:val="single" w:color="BFBFBF" w:sz="4"/>
-              <w:bottom w:val="single" w:color="BFBFBF" w:sz="4"/>
-              <w:right w:val="single" w:color="BFBFBF" w:sz="4"/>
+              <w:top w:val="single" w:color="000000" w:sz="8"/>
+              <w:left w:val="single" w:color="000000" w:sz="8"/>
+              <w:bottom w:val="single" w:color="000000" w:sz="8"/>
+              <w:right w:val="single" w:color="000000" w:sz="8"/>
             </w:tcBorders>
             <w:tcMar>
-              <w:top w:type="dxa" w:w="80"/>
+              <w:top w:type="dxa" w:w="90"/>
               <w:left w:type="dxa" w:w="140"/>
-              <w:bottom w:type="dxa" w:w="80"/>
+              <w:bottom w:type="dxa" w:w="90"/>
               <w:right w:type="dxa" w:w="140"/>
             </w:tcMar>
           </w:tcPr>
           <w:p>
-            <w:r>
-              <w:rPr>
-                <w:rFonts w:ascii="Calibri" w:cs="Calibri" w:eastAsia="Calibri" w:hAnsi="Calibri"/>
-                <w:b w:val="false"/>
-                <w:bCs w:val="false"/>
-                <w:sz w:val="22"/>
-                <w:szCs w:val="22"/>
-              </w:rPr>
-              <w:t xml:space="preserve">Seminar Hall</w:t>
+            <w:pPr>
+              <w:spacing w:after="80"/>
+            </w:pPr>
+            <w:r>
+              <w:rPr>
+                <w:rFonts w:ascii="Georgia" w:cs="Georgia" w:eastAsia="Georgia" w:hAnsi="Georgia"/>
+                <w:sz w:val="22"/>
+                <w:szCs w:val="22"/>
+              </w:rPr>
+              <w:t xml:space="preserve">The purpose of the INCURSION event is to assign five research and development projects to ACM members.</w:t>
             </w:r>
           </w:p>
         </w:tc>
@@ -347,60 +388,63 @@
       <w:tr>
         <w:tc>
           <w:tcPr>
-            <w:tcW w:type="dxa" w:w="2700"/>
+            <w:tcW w:type="dxa" w:w="4100"/>
             <w:tcBorders>
-              <w:top w:val="single" w:color="BFBFBF" w:sz="4"/>
-              <w:left w:val="single" w:color="BFBFBF" w:sz="4"/>
-              <w:bottom w:val="single" w:color="BFBFBF" w:sz="4"/>
-              <w:right w:val="single" w:color="BFBFBF" w:sz="4"/>
+              <w:top w:val="single" w:color="000000" w:sz="8"/>
+              <w:left w:val="single" w:color="000000" w:sz="8"/>
+              <w:bottom w:val="single" w:color="000000" w:sz="8"/>
+              <w:right w:val="single" w:color="000000" w:sz="8"/>
             </w:tcBorders>
-            <w:shd w:fill="EAF1F8" w:color="auto" w:val="clear"/>
             <w:tcMar>
-              <w:top w:type="dxa" w:w="80"/>
+              <w:top w:type="dxa" w:w="90"/>
               <w:left w:type="dxa" w:w="140"/>
-              <w:bottom w:type="dxa" w:w="80"/>
+              <w:bottom w:type="dxa" w:w="90"/>
               <w:right w:type="dxa" w:w="140"/>
             </w:tcMar>
           </w:tcPr>
           <w:p>
-            <w:r>
-              <w:rPr>
-                <w:rFonts w:ascii="Calibri" w:cs="Calibri" w:eastAsia="Calibri" w:hAnsi="Calibri"/>
-                <w:b/>
-                <w:bCs/>
-                <w:sz w:val="22"/>
-                <w:szCs w:val="22"/>
-              </w:rPr>
-              <w:t xml:space="preserve">Expected participation</w:t>
+            <w:pPr>
+              <w:jc w:val="center"/>
+            </w:pPr>
+            <w:r>
+              <w:rPr>
+                <w:rFonts w:ascii="Georgia" w:cs="Georgia" w:eastAsia="Georgia" w:hAnsi="Georgia"/>
+                <w:b/>
+                <w:bCs/>
+                <w:sz w:val="22"/>
+                <w:szCs w:val="22"/>
+              </w:rPr>
+              <w:t xml:space="preserve">Number of Participants</w:t>
             </w:r>
           </w:p>
         </w:tc>
         <w:tc>
           <w:tcPr>
-            <w:tcW w:type="dxa" w:w="6326"/>
+            <w:tcW w:type="dxa" w:w="5538"/>
             <w:tcBorders>
-              <w:top w:val="single" w:color="BFBFBF" w:sz="4"/>
-              <w:left w:val="single" w:color="BFBFBF" w:sz="4"/>
-              <w:bottom w:val="single" w:color="BFBFBF" w:sz="4"/>
-              <w:right w:val="single" w:color="BFBFBF" w:sz="4"/>
+              <w:top w:val="single" w:color="000000" w:sz="8"/>
+              <w:left w:val="single" w:color="000000" w:sz="8"/>
+              <w:bottom w:val="single" w:color="000000" w:sz="8"/>
+              <w:right w:val="single" w:color="000000" w:sz="8"/>
             </w:tcBorders>
             <w:tcMar>
-              <w:top w:type="dxa" w:w="80"/>
+              <w:top w:type="dxa" w:w="90"/>
               <w:left w:type="dxa" w:w="140"/>
-              <w:bottom w:type="dxa" w:w="80"/>
+              <w:bottom w:type="dxa" w:w="90"/>
               <w:right w:type="dxa" w:w="140"/>
             </w:tcMar>
           </w:tcPr>
           <w:p>
-            <w:r>
-              <w:rPr>
-                <w:rFonts w:ascii="Calibri" w:cs="Calibri" w:eastAsia="Calibri" w:hAnsi="Calibri"/>
-                <w:b w:val="false"/>
-                <w:bCs w:val="false"/>
-                <w:sz w:val="22"/>
-                <w:szCs w:val="22"/>
-              </w:rPr>
-              <w:t xml:space="preserve">200</w:t>
+            <w:pPr>
+              <w:spacing w:after="80"/>
+            </w:pPr>
+            <w:r>
+              <w:rPr>
+                <w:rFonts w:ascii="Georgia" w:cs="Georgia" w:eastAsia="Georgia" w:hAnsi="Georgia"/>
+                <w:sz w:val="22"/>
+                <w:szCs w:val="22"/>
+              </w:rPr>
+              <w:t xml:space="preserve">100</w:t>
             </w:r>
           </w:p>
         </w:tc>
@@ -408,60 +452,127 @@
       <w:tr>
         <w:tc>
           <w:tcPr>
-            <w:tcW w:type="dxa" w:w="2700"/>
+            <w:tcW w:type="dxa" w:w="4100"/>
             <w:tcBorders>
-              <w:top w:val="single" w:color="BFBFBF" w:sz="4"/>
-              <w:left w:val="single" w:color="BFBFBF" w:sz="4"/>
-              <w:bottom w:val="single" w:color="BFBFBF" w:sz="4"/>
-              <w:right w:val="single" w:color="BFBFBF" w:sz="4"/>
+              <w:top w:val="single" w:color="000000" w:sz="8"/>
+              <w:left w:val="single" w:color="000000" w:sz="8"/>
+              <w:bottom w:val="single" w:color="000000" w:sz="8"/>
+              <w:right w:val="single" w:color="000000" w:sz="8"/>
             </w:tcBorders>
-            <w:shd w:fill="EAF1F8" w:color="auto" w:val="clear"/>
             <w:tcMar>
-              <w:top w:type="dxa" w:w="80"/>
+              <w:top w:type="dxa" w:w="90"/>
               <w:left w:type="dxa" w:w="140"/>
-              <w:bottom w:type="dxa" w:w="80"/>
+              <w:bottom w:type="dxa" w:w="90"/>
               <w:right w:type="dxa" w:w="140"/>
             </w:tcMar>
           </w:tcPr>
           <w:p>
-            <w:r>
-              <w:rPr>
-                <w:rFonts w:ascii="Calibri" w:cs="Calibri" w:eastAsia="Calibri" w:hAnsi="Calibri"/>
-                <w:b/>
-                <w:bCs/>
-                <w:sz w:val="22"/>
-                <w:szCs w:val="22"/>
-              </w:rPr>
-              <w:t xml:space="preserve">Faculty coordinator</w:t>
+            <w:pPr>
+              <w:jc w:val="center"/>
+            </w:pPr>
+            <w:r>
+              <w:rPr>
+                <w:rFonts w:ascii="Georgia" w:cs="Georgia" w:eastAsia="Georgia" w:hAnsi="Georgia"/>
+                <w:b/>
+                <w:bCs/>
+                <w:sz w:val="22"/>
+                <w:szCs w:val="22"/>
+              </w:rPr>
+              <w:t xml:space="preserve">Mode</w:t>
             </w:r>
           </w:p>
         </w:tc>
         <w:tc>
           <w:tcPr>
-            <w:tcW w:type="dxa" w:w="6326"/>
+            <w:tcW w:type="dxa" w:w="5538"/>
             <w:tcBorders>
-              <w:top w:val="single" w:color="BFBFBF" w:sz="4"/>
-              <w:left w:val="single" w:color="BFBFBF" w:sz="4"/>
-              <w:bottom w:val="single" w:color="BFBFBF" w:sz="4"/>
-              <w:right w:val="single" w:color="BFBFBF" w:sz="4"/>
+              <w:top w:val="single" w:color="000000" w:sz="8"/>
+              <w:left w:val="single" w:color="000000" w:sz="8"/>
+              <w:bottom w:val="single" w:color="000000" w:sz="8"/>
+              <w:right w:val="single" w:color="000000" w:sz="8"/>
             </w:tcBorders>
             <w:tcMar>
-              <w:top w:type="dxa" w:w="80"/>
+              <w:top w:type="dxa" w:w="90"/>
               <w:left w:type="dxa" w:w="140"/>
-              <w:bottom w:type="dxa" w:w="80"/>
+              <w:bottom w:type="dxa" w:w="90"/>
               <w:right w:type="dxa" w:w="140"/>
             </w:tcMar>
           </w:tcPr>
           <w:p>
-            <w:r>
-              <w:rPr>
-                <w:rFonts w:ascii="Calibri" w:cs="Calibri" w:eastAsia="Calibri" w:hAnsi="Calibri"/>
-                <w:b w:val="false"/>
-                <w:bCs w:val="false"/>
-                <w:sz w:val="22"/>
-                <w:szCs w:val="22"/>
-              </w:rPr>
-              <w:t xml:space="preserve">Prof. Mehta</w:t>
+            <w:pPr>
+              <w:spacing w:after="80"/>
+            </w:pPr>
+            <w:r>
+              <w:rPr>
+                <w:rFonts w:ascii="Georgia" w:cs="Georgia" w:eastAsia="Georgia" w:hAnsi="Georgia"/>
+                <w:sz w:val="22"/>
+                <w:szCs w:val="22"/>
+              </w:rPr>
+              <w:t xml:space="preserve">Offline</w:t>
+            </w:r>
+          </w:p>
+        </w:tc>
+      </w:tr>
+      <w:tr>
+        <w:tc>
+          <w:tcPr>
+            <w:tcW w:type="dxa" w:w="4100"/>
+            <w:tcBorders>
+              <w:top w:val="single" w:color="000000" w:sz="8"/>
+              <w:left w:val="single" w:color="000000" w:sz="8"/>
+              <w:bottom w:val="single" w:color="000000" w:sz="8"/>
+              <w:right w:val="single" w:color="000000" w:sz="8"/>
+            </w:tcBorders>
+            <w:tcMar>
+              <w:top w:type="dxa" w:w="90"/>
+              <w:left w:type="dxa" w:w="140"/>
+              <w:bottom w:type="dxa" w:w="90"/>
+              <w:right w:type="dxa" w:w="140"/>
+            </w:tcMar>
+          </w:tcPr>
+          <w:p>
+            <w:pPr>
+              <w:jc w:val="center"/>
+            </w:pPr>
+            <w:r>
+              <w:rPr>
+                <w:rFonts w:ascii="Georgia" w:cs="Georgia" w:eastAsia="Georgia" w:hAnsi="Georgia"/>
+                <w:b/>
+                <w:bCs/>
+                <w:sz w:val="22"/>
+                <w:szCs w:val="22"/>
+              </w:rPr>
+              <w:t xml:space="preserve">Event Organizers</w:t>
+            </w:r>
+          </w:p>
+        </w:tc>
+        <w:tc>
+          <w:tcPr>
+            <w:tcW w:type="dxa" w:w="5538"/>
+            <w:tcBorders>
+              <w:top w:val="single" w:color="000000" w:sz="8"/>
+              <w:left w:val="single" w:color="000000" w:sz="8"/>
+              <w:bottom w:val="single" w:color="000000" w:sz="8"/>
+              <w:right w:val="single" w:color="000000" w:sz="8"/>
+            </w:tcBorders>
+            <w:tcMar>
+              <w:top w:type="dxa" w:w="90"/>
+              <w:left w:type="dxa" w:w="140"/>
+              <w:bottom w:type="dxa" w:w="90"/>
+              <w:right w:type="dxa" w:w="140"/>
+            </w:tcMar>
+          </w:tcPr>
+          <w:p>
+            <w:pPr>
+              <w:spacing w:after="80"/>
+            </w:pPr>
+            <w:r>
+              <w:rPr>
+                <w:rFonts w:ascii="Georgia" w:cs="Georgia" w:eastAsia="Georgia" w:hAnsi="Georgia"/>
+                <w:sz w:val="22"/>
+                <w:szCs w:val="22"/>
+              </w:rPr>
+              <w:t xml:space="preserve">NIDHI ARORA</w:t>
             </w:r>
           </w:p>
         </w:tc>
@@ -469,46 +580,20 @@
     </w:tbl>
     <w:p>
       <w:pPr>
-        <w:spacing w:after="60"/>
-      </w:pPr>
-      <w:r>
-        <w:rPr>
-          <w:rFonts w:ascii="Calibri" w:cs="Calibri" w:eastAsia="Calibri" w:hAnsi="Calibri"/>
+        <w:spacing w:after="160"/>
+      </w:pPr>
+      <w:r>
+        <w:rPr>
+          <w:rFonts w:ascii="Georgia" w:cs="Georgia" w:eastAsia="Georgia" w:hAnsi="Georgia"/>
           <w:sz w:val="22"/>
           <w:szCs w:val="22"/>
         </w:rPr>
         <w:t xml:space="preserve"/>
-      </w:r>
-    </w:p>
-    <w:p>
-      <w:pPr>
-        <w:spacing w:after="140" w:line="276"/>
-      </w:pPr>
-      <w:r>
-        <w:rPr>
-          <w:rFonts w:ascii="Calibri" w:cs="Calibri" w:eastAsia="Calibri" w:hAnsi="Calibri"/>
-          <w:sz w:val="22"/>
-          <w:szCs w:val="22"/>
-        </w:rPr>
-        <w:t xml:space="preserve">We kindly request you to grant the necessary permission for the same.</w:t>
-      </w:r>
-    </w:p>
-    <w:p>
-      <w:pPr>
-        <w:spacing w:after="360"/>
-      </w:pPr>
-      <w:r>
-        <w:rPr>
-          <w:rFonts w:ascii="Calibri" w:cs="Calibri" w:eastAsia="Calibri" w:hAnsi="Calibri"/>
-          <w:sz w:val="22"/>
-          <w:szCs w:val="22"/>
-        </w:rPr>
-        <w:t xml:space="preserve">Thanking you.</w:t>
       </w:r>
     </w:p>
     <w:tbl>
       <w:tblPr>
-        <w:tblW w:type="dxa" w:w="9026"/>
+        <w:tblW w:type="dxa" w:w="9638"/>
         <w:tblBorders>
           <w:top w:val="single" w:color="auto" w:sz="4"/>
           <w:left w:val="single" w:color="auto" w:sz="4"/>
@@ -519,146 +604,386 @@
         </w:tblBorders>
       </w:tblPr>
       <w:tblGrid>
-        <w:gridCol w:w="4300"/>
-        <w:gridCol w:w="426"/>
-        <w:gridCol w:w="4300"/>
+        <w:gridCol w:w="4819"/>
+        <w:gridCol w:w="4819"/>
       </w:tblGrid>
       <w:tr>
+        <w:trPr>
+          <w:trHeight w:val="2100" w:hRule="atLeast"/>
+        </w:trPr>
         <w:tc>
           <w:tcPr>
-            <w:tcW w:type="dxa" w:w="4300"/>
+            <w:tcW w:type="dxa" w:w="4819"/>
             <w:tcBorders>
-              <w:top w:val="none" w:color="FFFFFF" w:sz="0"/>
-              <w:left w:val="none" w:color="FFFFFF" w:sz="0"/>
-              <w:bottom w:val="none" w:color="FFFFFF" w:sz="0"/>
-              <w:right w:val="none" w:color="FFFFFF" w:sz="0"/>
+              <w:top w:val="single" w:color="000000" w:sz="8"/>
+              <w:left w:val="single" w:color="000000" w:sz="8"/>
+              <w:bottom w:val="single" w:color="000000" w:sz="8"/>
+              <w:right w:val="single" w:color="000000" w:sz="8"/>
             </w:tcBorders>
+            <w:tcMar>
+              <w:top w:type="dxa" w:w="100"/>
+              <w:left w:type="dxa" w:w="100"/>
+              <w:bottom w:type="dxa" w:w="100"/>
+              <w:right w:type="dxa" w:w="100"/>
+            </w:tcMar>
+            <w:vAlign w:val="bottom"/>
           </w:tcPr>
           <w:p>
             <w:pPr>
-              <w:spacing w:after="700"/>
-            </w:pPr>
-            <w:r>
-              <w:rPr>
-                <w:rFonts w:ascii="Calibri" w:cs="Calibri" w:eastAsia="Calibri" w:hAnsi="Calibri"/>
-                <w:sz w:val="22"/>
-                <w:szCs w:val="22"/>
-              </w:rPr>
-              <w:t xml:space="preserve">Yours sincerely,</w:t>
-            </w:r>
-          </w:p>
-          <w:p>
-            <w:pPr>
-              <w:pBdr>
-                <w:top w:val="single" w:color="000000" w:sz="6" w:space="4"/>
-              </w:pBdr>
-              <w:spacing w:after="20"/>
-            </w:pPr>
-            <w:r>
-              <w:rPr>
-                <w:rFonts w:ascii="Calibri" w:cs="Calibri" w:eastAsia="Calibri" w:hAnsi="Calibri"/>
-                <w:b/>
-                <w:bCs/>
-                <w:sz w:val="22"/>
-                <w:szCs w:val="22"/>
-              </w:rPr>
-              <w:t xml:space="preserve">Nidhi Arora</w:t>
-            </w:r>
-          </w:p>
-          <w:p>
-            <w:pPr>
-              <w:spacing w:after="20"/>
-            </w:pPr>
-            <w:r>
-              <w:rPr>
-                <w:rFonts w:ascii="Calibri" w:cs="Calibri" w:eastAsia="Calibri" w:hAnsi="Calibri"/>
-                <w:sz w:val="22"/>
-                <w:szCs w:val="22"/>
-              </w:rPr>
-              <w:t xml:space="preserve">Community Head</w:t>
-            </w:r>
-          </w:p>
-          <w:p>
-            <w:r>
-              <w:rPr>
-                <w:rFonts w:ascii="Calibri" w:cs="Calibri" w:eastAsia="Calibri" w:hAnsi="Calibri"/>
-                <w:sz w:val="22"/>
-                <w:szCs w:val="22"/>
-              </w:rPr>
-              <w:t xml:space="preserve">ACM Student Chapter, SVNIT Surat</w:t>
+              <w:spacing w:after="0"/>
+            </w:pPr>
+            <w:r>
+              <w:rPr>
+                <w:rFonts w:ascii="Georgia" w:cs="Georgia" w:eastAsia="Georgia" w:hAnsi="Georgia"/>
+                <w:b/>
+                <w:bCs/>
+                <w:sz w:val="22"/>
+                <w:szCs w:val="22"/>
+              </w:rPr>
+              <w:t xml:space="preserve">Name: </w:t>
+            </w:r>
+            <w:r>
+              <w:rPr>
+                <w:rFonts w:ascii="Georgia" w:cs="Georgia" w:eastAsia="Georgia" w:hAnsi="Georgia"/>
+                <w:sz w:val="22"/>
+                <w:szCs w:val="22"/>
+              </w:rPr>
+              <w:t xml:space="preserve">Ansh Gupta</w:t>
+            </w:r>
+          </w:p>
+          <w:p>
+            <w:pPr>
+              <w:spacing w:after="0"/>
+            </w:pPr>
+            <w:r>
+              <w:rPr>
+                <w:rFonts w:ascii="Georgia" w:cs="Georgia" w:eastAsia="Georgia" w:hAnsi="Georgia"/>
+                <w:b/>
+                <w:bCs/>
+                <w:sz w:val="22"/>
+                <w:szCs w:val="22"/>
+              </w:rPr>
+              <w:t xml:space="preserve">Designation: </w:t>
+            </w:r>
+            <w:r>
+              <w:rPr>
+                <w:rFonts w:ascii="Georgia" w:cs="Georgia" w:eastAsia="Georgia" w:hAnsi="Georgia"/>
+                <w:sz w:val="22"/>
+                <w:szCs w:val="22"/>
+              </w:rPr>
+              <w:t xml:space="preserve">Chairperson, ACM</w:t>
+            </w:r>
+          </w:p>
+          <w:p>
+            <w:pPr>
+              <w:spacing w:after="0"/>
+            </w:pPr>
+            <w:r>
+              <w:rPr>
+                <w:rFonts w:ascii="Georgia" w:cs="Georgia" w:eastAsia="Georgia" w:hAnsi="Georgia"/>
+                <w:b/>
+                <w:bCs/>
+                <w:sz w:val="22"/>
+                <w:szCs w:val="22"/>
+              </w:rPr>
+              <w:t xml:space="preserve">Admission No.: </w:t>
+            </w:r>
+            <w:r>
+              <w:rPr>
+                <w:rFonts w:ascii="Georgia" w:cs="Georgia" w:eastAsia="Georgia" w:hAnsi="Georgia"/>
+                <w:sz w:val="22"/>
+                <w:szCs w:val="22"/>
+              </w:rPr>
+              <w:t xml:space="preserve">I24AI005</w:t>
+            </w:r>
+          </w:p>
+          <w:p>
+            <w:pPr>
+              <w:spacing w:after="0"/>
+            </w:pPr>
+            <w:r>
+              <w:rPr>
+                <w:rFonts w:ascii="Georgia" w:cs="Georgia" w:eastAsia="Georgia" w:hAnsi="Georgia"/>
+                <w:b/>
+                <w:bCs/>
+                <w:sz w:val="22"/>
+                <w:szCs w:val="22"/>
+              </w:rPr>
+              <w:t xml:space="preserve">Branch: </w:t>
+            </w:r>
+            <w:r>
+              <w:rPr>
+                <w:rFonts w:ascii="Georgia" w:cs="Georgia" w:eastAsia="Georgia" w:hAnsi="Georgia"/>
+                <w:sz w:val="22"/>
+                <w:szCs w:val="22"/>
+              </w:rPr>
+              <w:t xml:space="preserve">Artificial Intelligence (B. Tech. + M. Tech. )</w:t>
             </w:r>
           </w:p>
         </w:tc>
         <w:tc>
           <w:tcPr>
-            <w:tcW w:type="dxa" w:w="426"/>
+            <w:tcW w:type="dxa" w:w="4819"/>
             <w:tcBorders>
-              <w:top w:val="none" w:color="FFFFFF" w:sz="0"/>
-              <w:left w:val="none" w:color="FFFFFF" w:sz="0"/>
-              <w:bottom w:val="none" w:color="FFFFFF" w:sz="0"/>
-              <w:right w:val="none" w:color="FFFFFF" w:sz="0"/>
+              <w:top w:val="single" w:color="000000" w:sz="8"/>
+              <w:left w:val="single" w:color="000000" w:sz="8"/>
+              <w:bottom w:val="single" w:color="000000" w:sz="8"/>
+              <w:right w:val="single" w:color="000000" w:sz="8"/>
             </w:tcBorders>
+            <w:tcMar>
+              <w:top w:type="dxa" w:w="100"/>
+              <w:left w:type="dxa" w:w="100"/>
+              <w:bottom w:type="dxa" w:w="100"/>
+              <w:right w:type="dxa" w:w="100"/>
+            </w:tcMar>
+            <w:vAlign w:val="bottom"/>
           </w:tcPr>
           <w:p>
-            <w:r>
-              <w:rPr>
-                <w:rFonts w:ascii="Calibri" w:cs="Calibri" w:eastAsia="Calibri" w:hAnsi="Calibri"/>
-                <w:sz w:val="22"/>
-                <w:szCs w:val="22"/>
-              </w:rPr>
-              <w:t xml:space="preserve"/>
+            <w:pPr>
+              <w:spacing w:after="0"/>
+            </w:pPr>
+            <w:r>
+              <w:rPr>
+                <w:rFonts w:ascii="Georgia" w:cs="Georgia" w:eastAsia="Georgia" w:hAnsi="Georgia"/>
+                <w:b/>
+                <w:bCs/>
+                <w:sz w:val="22"/>
+                <w:szCs w:val="22"/>
+              </w:rPr>
+              <w:t xml:space="preserve">Name: </w:t>
+            </w:r>
+            <w:r>
+              <w:rPr>
+                <w:rFonts w:ascii="Georgia" w:cs="Georgia" w:eastAsia="Georgia" w:hAnsi="Georgia"/>
+                <w:sz w:val="22"/>
+                <w:szCs w:val="22"/>
+              </w:rPr>
+              <w:t xml:space="preserve">Sunny Bodiwala</w:t>
+            </w:r>
+          </w:p>
+          <w:p>
+            <w:pPr>
+              <w:spacing w:after="0"/>
+            </w:pPr>
+            <w:r>
+              <w:rPr>
+                <w:rFonts w:ascii="Georgia" w:cs="Georgia" w:eastAsia="Georgia" w:hAnsi="Georgia"/>
+                <w:b/>
+                <w:bCs/>
+                <w:sz w:val="22"/>
+                <w:szCs w:val="22"/>
+              </w:rPr>
+              <w:t xml:space="preserve">Designation: </w:t>
+            </w:r>
+            <w:r>
+              <w:rPr>
+                <w:rFonts w:ascii="Georgia" w:cs="Georgia" w:eastAsia="Georgia" w:hAnsi="Georgia"/>
+                <w:sz w:val="22"/>
+                <w:szCs w:val="22"/>
+              </w:rPr>
+              <w:t xml:space="preserve">Tech Assistant , Seminar Hall</w:t>
+            </w:r>
+          </w:p>
+          <w:p>
+            <w:pPr>
+              <w:spacing w:after="0"/>
+            </w:pPr>
+            <w:r>
+              <w:rPr>
+                <w:rFonts w:ascii="Georgia" w:cs="Georgia" w:eastAsia="Georgia" w:hAnsi="Georgia"/>
+                <w:b/>
+                <w:bCs/>
+                <w:sz w:val="22"/>
+                <w:szCs w:val="22"/>
+              </w:rPr>
+              <w:t xml:space="preserve">Branch: </w:t>
+            </w:r>
+            <w:r>
+              <w:rPr>
+                <w:rFonts w:ascii="Georgia" w:cs="Georgia" w:eastAsia="Georgia" w:hAnsi="Georgia"/>
+                <w:sz w:val="22"/>
+                <w:szCs w:val="22"/>
+              </w:rPr>
+              <w:t xml:space="preserve">Computer Science &amp; Engineering</w:t>
+            </w:r>
+          </w:p>
+        </w:tc>
+      </w:tr>
+      <w:tr>
+        <w:trPr>
+          <w:trHeight w:val="2100" w:hRule="atLeast"/>
+        </w:trPr>
+        <w:tc>
+          <w:tcPr>
+            <w:tcW w:type="dxa" w:w="4819"/>
+            <w:tcBorders>
+              <w:top w:val="single" w:color="000000" w:sz="8"/>
+              <w:left w:val="single" w:color="000000" w:sz="8"/>
+              <w:bottom w:val="single" w:color="000000" w:sz="8"/>
+              <w:right w:val="single" w:color="000000" w:sz="8"/>
+            </w:tcBorders>
+            <w:tcMar>
+              <w:top w:type="dxa" w:w="100"/>
+              <w:left w:type="dxa" w:w="100"/>
+              <w:bottom w:type="dxa" w:w="100"/>
+              <w:right w:type="dxa" w:w="100"/>
+            </w:tcMar>
+            <w:vAlign w:val="bottom"/>
+          </w:tcPr>
+          <w:p>
+            <w:pPr>
+              <w:spacing w:after="0"/>
+            </w:pPr>
+            <w:r>
+              <w:rPr>
+                <w:rFonts w:ascii="Georgia" w:cs="Georgia" w:eastAsia="Georgia" w:hAnsi="Georgia"/>
+                <w:b/>
+                <w:bCs/>
+                <w:sz w:val="22"/>
+                <w:szCs w:val="22"/>
+              </w:rPr>
+              <w:t xml:space="preserve">Name: </w:t>
+            </w:r>
+            <w:r>
+              <w:rPr>
+                <w:rFonts w:ascii="Georgia" w:cs="Georgia" w:eastAsia="Georgia" w:hAnsi="Georgia"/>
+                <w:sz w:val="22"/>
+                <w:szCs w:val="22"/>
+              </w:rPr>
+              <w:t xml:space="preserve">Shri. Rakesh  P . Gohil</w:t>
+            </w:r>
+          </w:p>
+          <w:p>
+            <w:pPr>
+              <w:spacing w:after="0"/>
+            </w:pPr>
+            <w:r>
+              <w:rPr>
+                <w:rFonts w:ascii="Georgia" w:cs="Georgia" w:eastAsia="Georgia" w:hAnsi="Georgia"/>
+                <w:b/>
+                <w:bCs/>
+                <w:sz w:val="22"/>
+                <w:szCs w:val="22"/>
+              </w:rPr>
+              <w:t xml:space="preserve">Designation: </w:t>
+            </w:r>
+            <w:r>
+              <w:rPr>
+                <w:rFonts w:ascii="Georgia" w:cs="Georgia" w:eastAsia="Georgia" w:hAnsi="Georgia"/>
+                <w:sz w:val="22"/>
+                <w:szCs w:val="22"/>
+              </w:rPr>
+              <w:t xml:space="preserve">Faculty in-charge , Seminar Hall</w:t>
+            </w:r>
+          </w:p>
+          <w:p>
+            <w:pPr>
+              <w:spacing w:after="0"/>
+            </w:pPr>
+            <w:r>
+              <w:rPr>
+                <w:rFonts w:ascii="Georgia" w:cs="Georgia" w:eastAsia="Georgia" w:hAnsi="Georgia"/>
+                <w:b/>
+                <w:bCs/>
+                <w:sz w:val="22"/>
+                <w:szCs w:val="22"/>
+              </w:rPr>
+              <w:t xml:space="preserve">Branch: </w:t>
+            </w:r>
+            <w:r>
+              <w:rPr>
+                <w:rFonts w:ascii="Georgia" w:cs="Georgia" w:eastAsia="Georgia" w:hAnsi="Georgia"/>
+                <w:sz w:val="22"/>
+                <w:szCs w:val="22"/>
+              </w:rPr>
+              <w:t xml:space="preserve">Computer Science &amp; Engineering</w:t>
             </w:r>
           </w:p>
         </w:tc>
         <w:tc>
           <w:tcPr>
-            <w:tcW w:type="dxa" w:w="4300"/>
+            <w:tcW w:type="dxa" w:w="4819"/>
             <w:tcBorders>
-              <w:top w:val="none" w:color="FFFFFF" w:sz="0"/>
-              <w:left w:val="none" w:color="FFFFFF" w:sz="0"/>
-              <w:bottom w:val="none" w:color="FFFFFF" w:sz="0"/>
-              <w:right w:val="none" w:color="FFFFFF" w:sz="0"/>
+              <w:top w:val="single" w:color="000000" w:sz="8"/>
+              <w:left w:val="single" w:color="000000" w:sz="8"/>
+              <w:bottom w:val="single" w:color="000000" w:sz="8"/>
+              <w:right w:val="single" w:color="000000" w:sz="8"/>
             </w:tcBorders>
+            <w:tcMar>
+              <w:top w:type="dxa" w:w="100"/>
+              <w:left w:type="dxa" w:w="100"/>
+              <w:bottom w:type="dxa" w:w="100"/>
+              <w:right w:type="dxa" w:w="100"/>
+            </w:tcMar>
+            <w:vAlign w:val="bottom"/>
           </w:tcPr>
           <w:p>
             <w:pPr>
-              <w:spacing w:after="700"/>
-            </w:pPr>
-            <w:r>
-              <w:rPr>
-                <w:rFonts w:ascii="Calibri" w:cs="Calibri" w:eastAsia="Calibri" w:hAnsi="Calibri"/>
-                <w:sz w:val="22"/>
-                <w:szCs w:val="22"/>
-              </w:rPr>
-              <w:t xml:space="preserve">Recommended by,</w:t>
-            </w:r>
-          </w:p>
-          <w:p>
-            <w:pPr>
-              <w:pBdr>
-                <w:top w:val="single" w:color="000000" w:sz="6" w:space="4"/>
-              </w:pBdr>
-              <w:spacing w:after="20"/>
-            </w:pPr>
-            <w:r>
-              <w:rPr>
-                <w:rFonts w:ascii="Calibri" w:cs="Calibri" w:eastAsia="Calibri" w:hAnsi="Calibri"/>
-                <w:b/>
-                <w:bCs/>
-                <w:sz w:val="22"/>
-                <w:szCs w:val="22"/>
-              </w:rPr>
-              <w:t xml:space="preserve">Prof. Mehta</w:t>
-            </w:r>
-          </w:p>
-          <w:p>
-            <w:r>
-              <w:rPr>
-                <w:rFonts w:ascii="Calibri" w:cs="Calibri" w:eastAsia="Calibri" w:hAnsi="Calibri"/>
-                <w:sz w:val="22"/>
-                <w:szCs w:val="22"/>
-              </w:rPr>
-              <w:t xml:space="preserve">Faculty Coordinator</w:t>
+              <w:spacing w:after="0"/>
+            </w:pPr>
+            <w:r>
+              <w:rPr>
+                <w:rFonts w:ascii="Georgia" w:cs="Georgia" w:eastAsia="Georgia" w:hAnsi="Georgia"/>
+                <w:b/>
+                <w:bCs/>
+                <w:sz w:val="22"/>
+                <w:szCs w:val="22"/>
+              </w:rPr>
+              <w:t xml:space="preserve">Name: </w:t>
+            </w:r>
+            <w:r>
+              <w:rPr>
+                <w:rFonts w:ascii="Georgia" w:cs="Georgia" w:eastAsia="Georgia" w:hAnsi="Georgia"/>
+                <w:sz w:val="22"/>
+                <w:szCs w:val="22"/>
+              </w:rPr>
+              <w:t xml:space="preserve">Dr. Sankita J. Patel</w:t>
+            </w:r>
+          </w:p>
+          <w:p>
+            <w:pPr>
+              <w:spacing w:after="0"/>
+            </w:pPr>
+            <w:r>
+              <w:rPr>
+                <w:rFonts w:ascii="Georgia" w:cs="Georgia" w:eastAsia="Georgia" w:hAnsi="Georgia"/>
+                <w:b/>
+                <w:bCs/>
+                <w:sz w:val="22"/>
+                <w:szCs w:val="22"/>
+              </w:rPr>
+              <w:t xml:space="preserve">Designation: </w:t>
+            </w:r>
+            <w:r>
+              <w:rPr>
+                <w:rFonts w:ascii="Georgia" w:cs="Georgia" w:eastAsia="Georgia" w:hAnsi="Georgia"/>
+                <w:sz w:val="22"/>
+                <w:szCs w:val="22"/>
+              </w:rPr>
+              <w:t xml:space="preserve">Chairman, ACM</w:t>
+            </w:r>
+          </w:p>
+          <w:p>
+            <w:pPr>
+              <w:spacing w:after="0"/>
+            </w:pPr>
+            <w:r>
+              <w:rPr>
+                <w:rFonts w:ascii="Georgia" w:cs="Georgia" w:eastAsia="Georgia" w:hAnsi="Georgia"/>
+                <w:b/>
+                <w:bCs/>
+                <w:sz w:val="22"/>
+                <w:szCs w:val="22"/>
+              </w:rPr>
+              <w:t xml:space="preserve">Branch: </w:t>
+            </w:r>
+            <w:r>
+              <w:rPr>
+                <w:rFonts w:ascii="Georgia" w:cs="Georgia" w:eastAsia="Georgia" w:hAnsi="Georgia"/>
+                <w:sz w:val="22"/>
+                <w:szCs w:val="22"/>
+              </w:rPr>
+              <w:t xml:space="preserve">Computer Science &amp; Engineering</w:t>
             </w:r>
           </w:p>
         </w:tc>
@@ -666,9 +991,8 @@
     </w:tbl>
     <w:sectPr>
       <w:headerReference w:type="default" r:id="rId7"/>
-      <w:footerReference w:type="default" r:id="rId8"/>
       <w:pgSz w:w="11906" w:h="16838" w:orient="portrait"/>
-      <w:pgMar w:top="2300" w:right="1440" w:bottom="1300" w:left="1440" w:header="500" w:footer="500" w:gutter="0"/>
+      <w:pgMar w:top="1900" w:right="1134" w:bottom="1000" w:left="1134" w:header="500" w:footer="500" w:gutter="0"/>
       <w:pgNumType/>
       <w:docGrid w:linePitch="360"/>
     </w:sectPr>
@@ -717,28 +1041,6 @@
 </w:endnotes>
 </file>
 
-<file path=word/footer1.xml><?xml version="1.0" encoding="utf-8"?>
-<w:ftr xmlns:wpc="http://schemas.microsoft.com/office/word/2010/wordprocessingCanvas" xmlns:mc="http://schemas.openxmlformats.org/markup-compatibility/2006" xmlns:o="urn:schemas-microsoft-com:office:office" xmlns:r="http://schemas.openxmlformats.org/officeDocument/2006/relationships" xmlns:m="http://schemas.openxmlformats.org/officeDocument/2006/math" xmlns:v="urn:schemas-microsoft-com:vml" xmlns:wp14="http://schemas.microsoft.com/office/word/2010/wordprocessingDrawing" xmlns:wp="http://schemas.openxmlformats.org/drawingml/2006/wordprocessingDrawing" xmlns:w10="urn:schemas-microsoft-com:office:word" xmlns:w="http://schemas.openxmlformats.org/wordprocessingml/2006/main" xmlns:w14="http://schemas.microsoft.com/office/word/2010/wordml" xmlns:w15="http://schemas.microsoft.com/office/word/2012/wordml" xmlns:wpg="http://schemas.microsoft.com/office/word/2010/wordprocessingGroup" xmlns:wpi="http://schemas.microsoft.com/office/word/2010/wordprocessingInk" xmlns:wne="http://schemas.microsoft.com/office/word/2006/wordml" xmlns:wps="http://schemas.microsoft.com/office/word/2010/wordprocessingShape">
-  <w:p>
-    <w:pPr>
-      <w:pBdr>
-        <w:top w:val="single" w:color="1F7AB0" w:sz="6" w:space="6"/>
-      </w:pBdr>
-      <w:jc w:val="center"/>
-    </w:pPr>
-    <w:r>
-      <w:rPr>
-        <w:rFonts w:ascii="Calibri" w:cs="Calibri" w:eastAsia="Calibri" w:hAnsi="Calibri"/>
-        <w:color w:val="5A5A5A"/>
-        <w:sz w:val="18"/>
-        <w:szCs w:val="18"/>
-      </w:rPr>
-      <w:t xml:space="preserve">acm@coed.svnit.ac.in   |   acmnitsurat.in</w:t>
-    </w:r>
-  </w:p>
-</w:ftr>
-</file>
-
 <file path=word/footnotes.xml><?xml version="1.0" encoding="utf-8"?>
 <w:footnotes xmlns:wpc="http://schemas.microsoft.com/office/word/2010/wordprocessingCanvas" xmlns:mc="http://schemas.openxmlformats.org/markup-compatibility/2006" xmlns:o="urn:schemas-microsoft-com:office:office" xmlns:r="http://schemas.openxmlformats.org/officeDocument/2006/relationships" xmlns:m="http://schemas.openxmlformats.org/officeDocument/2006/math" xmlns:v="urn:schemas-microsoft-com:vml" xmlns:wp14="http://schemas.microsoft.com/office/word/2010/wordprocessingDrawing" xmlns:wp="http://schemas.openxmlformats.org/drawingml/2006/wordprocessingDrawing" xmlns:w10="urn:schemas-microsoft-com:office:word" xmlns:w="http://schemas.openxmlformats.org/wordprocessingml/2006/main" xmlns:w14="http://schemas.microsoft.com/office/word/2010/wordml" xmlns:w15="http://schemas.microsoft.com/office/word/2012/wordml" xmlns:wpg="http://schemas.microsoft.com/office/word/2010/wordprocessingGroup" xmlns:wpi="http://schemas.microsoft.com/office/word/2010/wordprocessingInk" xmlns:wne="http://schemas.microsoft.com/office/word/2006/wordml" xmlns:wps="http://schemas.microsoft.com/office/word/2010/wordprocessingShape" mc:Ignorable="w14 w15 wp14">
   <w:footnote w:type="separator" w:id="-1">
@@ -780,7 +1082,7 @@
 <w:hdr xmlns:wpc="http://schemas.microsoft.com/office/word/2010/wordprocessingCanvas" xmlns:mc="http://schemas.openxmlformats.org/markup-compatibility/2006" xmlns:o="urn:schemas-microsoft-com:office:office" xmlns:r="http://schemas.openxmlformats.org/officeDocument/2006/relationships" xmlns:m="http://schemas.openxmlformats.org/officeDocument/2006/math" xmlns:v="urn:schemas-microsoft-com:vml" xmlns:wp14="http://schemas.microsoft.com/office/word/2010/wordprocessingDrawing" xmlns:wp="http://schemas.openxmlformats.org/drawingml/2006/wordprocessingDrawing" xmlns:w10="urn:schemas-microsoft-com:office:word" xmlns:w="http://schemas.openxmlformats.org/wordprocessingml/2006/main" xmlns:w14="http://schemas.microsoft.com/office/word/2010/wordml" xmlns:w15="http://schemas.microsoft.com/office/word/2012/wordml" xmlns:wpg="http://schemas.microsoft.com/office/word/2010/wordprocessingGroup" xmlns:wpi="http://schemas.microsoft.com/office/word/2010/wordprocessingInk" xmlns:wne="http://schemas.microsoft.com/office/word/2006/wordml" xmlns:wps="http://schemas.microsoft.com/office/word/2010/wordprocessingShape" xmlns:cx="http://schemas.microsoft.com/office/drawing/2014/chartex" xmlns:cx1="http://schemas.microsoft.com/office/drawing/2015/9/8/chartex" xmlns:cx2="http://schemas.microsoft.com/office/drawing/2015/10/21/chartex" xmlns:cx3="http://schemas.microsoft.com/office/drawing/2016/5/9/chartex" xmlns:cx4="http://schemas.microsoft.com/office/drawing/2016/5/10/chartex" xmlns:cx5="http://schemas.microsoft.com/office/drawing/2016/5/11/chartex" xmlns:cx6="http://schemas.microsoft.com/office/drawing/2016/5/12/chartex" xmlns:cx7="http://schemas.microsoft.com/office/drawing/2016/5/13/chartex" xmlns:cx8="http://schemas.microsoft.com/office/drawing/2016/5/14/chartex" xmlns:w16cid="http://schemas.microsoft.com/office/word/2016/wordml/cid" xmlns:w16se="http://schemas.microsoft.com/office/word/2015/wordml/symex">
   <w:tbl>
     <w:tblPr>
-      <w:tblW w:type="dxa" w:w="9026"/>
+      <w:tblW w:type="dxa" w:w="9638"/>
       <w:tblBorders>
         <w:top w:val="single" w:color="auto" w:sz="4"/>
         <w:left w:val="single" w:color="auto" w:sz="4"/>
@@ -791,13 +1093,14 @@
       </w:tblBorders>
     </w:tblPr>
     <w:tblGrid>
-      <w:gridCol w:w="1500"/>
-      <w:gridCol w:w="7526"/>
+      <w:gridCol w:w="1100"/>
+      <w:gridCol w:w="7438"/>
+      <w:gridCol w:w="1100"/>
     </w:tblGrid>
     <w:tr>
       <w:tc>
         <w:tcPr>
-          <w:tcW w:type="dxa" w:w="1500"/>
+          <w:tcW w:type="dxa" w:w="1100"/>
           <w:tcBorders>
             <w:top w:val="none" w:color="FFFFFF" w:sz="0"/>
             <w:left w:val="none" w:color="FFFFFF" w:sz="0"/>
@@ -816,9 +1119,9 @@
           <w:r>
             <w:drawing>
               <wp:inline distT="0" distB="0" distL="0" distR="0">
-                <wp:extent cx="685800" cy="685800"/>
+                <wp:extent cx="628650" cy="600075"/>
                 <wp:effectExtent t="0" r="0" b="0" l="0"/>
-                <wp:docPr id="1" name="logo" descr="ACM NIT Surat logo" title="ACM NIT Surat logo"/>
+                <wp:docPr id="1" name="crest" descr="SVNIT crest" title="SVNIT crest"/>
                 <wp:cNvGraphicFramePr>
                   <a:graphicFrameLocks xmlns:a="http://schemas.openxmlformats.org/drawingml/2006/main" noChangeAspect="1"/>
                 </wp:cNvGraphicFramePr>
@@ -841,7 +1144,7 @@
                       <pic:spPr bwMode="auto">
                         <a:xfrm>
                           <a:off x="0" y="0"/>
-                          <a:ext cx="685800" cy="685800"/>
+                          <a:ext cx="628650" cy="600075"/>
                         </a:xfrm>
                         <a:prstGeom prst="rect">
                           <a:avLst/>
@@ -857,7 +1160,7 @@
       </w:tc>
       <w:tc>
         <w:tcPr>
-          <w:tcW w:type="dxa" w:w="7526"/>
+          <w:tcW w:type="dxa" w:w="7438"/>
           <w:tcBorders>
             <w:top w:val="none" w:color="FFFFFF" w:sz="0"/>
             <w:left w:val="none" w:color="FFFFFF" w:sz="0"/>
@@ -874,35 +1177,17 @@
         </w:tcPr>
         <w:p>
           <w:pPr>
-            <w:spacing w:after="20"/>
+            <w:spacing w:after="40"/>
             <w:jc w:val="center"/>
           </w:pPr>
           <w:r>
             <w:rPr>
-              <w:rFonts w:ascii="Calibri" w:cs="Calibri" w:eastAsia="Calibri" w:hAnsi="Calibri"/>
-              <w:b/>
-              <w:bCs/>
-              <w:color w:val="1F7AB0"/>
-              <w:spacing w:val="40"/>
-              <w:sz w:val="40"/>
-              <w:szCs w:val="40"/>
+              <w:rFonts w:ascii="Georgia" w:cs="Georgia" w:eastAsia="Georgia" w:hAnsi="Georgia"/>
+              <w:color w:val="4F81BD"/>
+              <w:sz w:val="28"/>
+              <w:szCs w:val="28"/>
             </w:rPr>
-            <w:t xml:space="preserve">ACM NIT SURAT</w:t>
-          </w:r>
-        </w:p>
-        <w:p>
-          <w:pPr>
-            <w:spacing w:after="20"/>
-            <w:jc w:val="center"/>
-          </w:pPr>
-          <w:r>
-            <w:rPr>
-              <w:rFonts w:ascii="Calibri" w:cs="Calibri" w:eastAsia="Calibri" w:hAnsi="Calibri"/>
-              <w:color w:val="1F7AB0"/>
-              <w:sz w:val="20"/>
-              <w:szCs w:val="20"/>
-            </w:rPr>
-            <w:t xml:space="preserve">Association for Computing Machinery  |  Student Chapter</w:t>
+            <w:t xml:space="preserve">ASSOCIATION for COMPUTING MACHINERY</w:t>
           </w:r>
         </w:p>
         <w:p>
@@ -912,33 +1197,82 @@
           </w:pPr>
           <w:r>
             <w:rPr>
-              <w:rFonts w:ascii="Calibri" w:cs="Calibri" w:eastAsia="Calibri" w:hAnsi="Calibri"/>
-              <w:color w:val="5A5A5A"/>
-              <w:sz w:val="18"/>
-              <w:szCs w:val="18"/>
+              <w:rFonts w:ascii="Georgia" w:cs="Georgia" w:eastAsia="Georgia" w:hAnsi="Georgia"/>
+              <w:b/>
+              <w:bCs/>
+              <w:color w:val="4F81BD"/>
+              <w:sz w:val="16"/>
+              <w:szCs w:val="16"/>
             </w:rPr>
-            <w:t xml:space="preserve">Sardar Vallabhbhai National Institute of Technology, Surat</w:t>
+            <w:t xml:space="preserve">SARDAR VALLABHBHAI NATIONAL INSTITUTE OF TECHNOLOGY, SURAT</w:t>
+          </w:r>
+        </w:p>
+      </w:tc>
+      <w:tc>
+        <w:tcPr>
+          <w:tcW w:type="dxa" w:w="1100"/>
+          <w:tcBorders>
+            <w:top w:val="none" w:color="FFFFFF" w:sz="0"/>
+            <w:left w:val="none" w:color="FFFFFF" w:sz="0"/>
+            <w:bottom w:val="none" w:color="FFFFFF" w:sz="0"/>
+            <w:right w:val="none" w:color="FFFFFF" w:sz="0"/>
+          </w:tcBorders>
+          <w:tcMar>
+            <w:top w:type="dxa" w:w="0"/>
+            <w:left w:type="dxa" w:w="0"/>
+            <w:bottom w:type="dxa" w:w="0"/>
+            <w:right w:type="dxa" w:w="0"/>
+          </w:tcMar>
+          <w:vAlign w:val="center"/>
+        </w:tcPr>
+        <w:p>
+          <w:pPr>
+            <w:jc w:val="right"/>
+          </w:pPr>
+          <w:r>
+            <w:drawing>
+              <wp:inline distT="0" distB="0" distL="0" distR="0">
+                <wp:extent cx="609600" cy="609600"/>
+                <wp:effectExtent t="0" r="0" b="0" l="0"/>
+                <wp:docPr id="1" name="acm" descr="ACM logo" title="ACM logo"/>
+                <wp:cNvGraphicFramePr>
+                  <a:graphicFrameLocks xmlns:a="http://schemas.openxmlformats.org/drawingml/2006/main" noChangeAspect="1"/>
+                </wp:cNvGraphicFramePr>
+                <a:graphic xmlns:a="http://schemas.openxmlformats.org/drawingml/2006/main">
+                  <a:graphicData uri="http://schemas.openxmlformats.org/drawingml/2006/picture">
+                    <pic:pic xmlns:pic="http://schemas.openxmlformats.org/drawingml/2006/picture">
+                      <pic:nvPicPr>
+                        <pic:cNvPr id="0" name="" descr=""/>
+                        <pic:cNvPicPr>
+                          <a:picLocks noChangeAspect="1" noChangeArrowheads="1"/>
+                        </pic:cNvPicPr>
+                      </pic:nvPicPr>
+                      <pic:blipFill>
+                        <a:blip r:embed="rId1" cstate="none"/>
+                        <a:srcRect/>
+                        <a:stretch>
+                          <a:fillRect/>
+                        </a:stretch>
+                      </pic:blipFill>
+                      <pic:spPr bwMode="auto">
+                        <a:xfrm>
+                          <a:off x="0" y="0"/>
+                          <a:ext cx="609600" cy="609600"/>
+                        </a:xfrm>
+                        <a:prstGeom prst="rect">
+                          <a:avLst/>
+                        </a:prstGeom>
+                      </pic:spPr>
+                    </pic:pic>
+                  </a:graphicData>
+                </a:graphic>
+              </wp:inline>
+            </w:drawing>
           </w:r>
         </w:p>
       </w:tc>
     </w:tr>
   </w:tbl>
-  <w:p>
-    <w:pPr>
-      <w:pBdr>
-        <w:bottom w:val="single" w:color="1F7AB0" w:sz="12" w:space="1"/>
-      </w:pBdr>
-      <w:spacing w:after="160" w:before="60"/>
-    </w:pPr>
-    <w:r>
-      <w:rPr>
-        <w:rFonts w:ascii="Calibri" w:cs="Calibri" w:eastAsia="Calibri" w:hAnsi="Calibri"/>
-        <w:sz w:val="4"/>
-        <w:szCs w:val="4"/>
-      </w:rPr>
-      <w:t xml:space="preserve"/>
-    </w:r>
-  </w:p>
 </w:hdr>
 </file>
 
@@ -1042,7 +1376,7 @@
   <w:docDefaults>
     <w:rPrDefault>
       <w:rPr>
-        <w:rFonts w:ascii="Calibri" w:cs="Calibri" w:eastAsia="Calibri" w:hAnsi="Calibri"/>
+        <w:rFonts w:ascii="Georgia" w:cs="Georgia" w:eastAsia="Georgia" w:hAnsi="Georgia"/>
         <w:sz w:val="22"/>
         <w:szCs w:val="22"/>
       </w:rPr>
